--- a/docs/handoff/BLACKBOX-BB-INV-003-Technical-Report-41d5062.docx
+++ b/docs/handoff/BLACKBOX-BB-INV-003-Technical-Report-41d5062.docx
@@ -7045,7 +7045,7 @@
         <w:pStyle w:val="FirstParagraph"/>
       </w:pPr>
       <w:r>
-        <w:t xml:space="preserve">Выполнено ревью исходников с дополнительной проверкой хранения и приватности, затем свежий независимый обзор рецензентом, не участвовавшим в написании патча. Последний выявил REV-14, проверил исправление, затем независимо оценил обе части исправления REV-15. Оно не заменяет исполнение тестов. Перечисленные дефекты найдены в процессе разработки патча и исправлены до финальной приёмки. Для каждого добавлена содержательная регрессия; её фактический статус берётся из итогового CI на точном SHA.</w:t>
+        <w:t xml:space="preserve">Выполнено ревью исходников с дополнительной проверкой хранения и приватности, затем свежий независимый обзор отдельным AI-агентом, не участвовавшим в написании патча. Это проверка внутри команды Codex, а не внешняя человеческая приёмка. Последний выявил REV-14, проверил исправление, затем независимо оценил обе части исправления REV-15. Оно не заменяет исполнение тестов. Перечисленные дефекты найдены в процессе разработки патча и исправлены до финальной приёмки. Для каждого добавлена содержательная регрессия; её фактический статус берётся из итогового CI на точном SHA.</w:t>
       </w:r>
     </w:p>
     <w:tbl>
